--- a/resumos/Blocos_2_a_6_CONSUNI_CEPE_CAD_REITORIA_CAMPUS.docx
+++ b/resumos/Blocos_2_a_6_CONSUNI_CEPE_CAD_REITORIA_CAMPUS.docx
@@ -5243,7 +5243,6 @@
     </w:tbl>
     <w:p>
       <w:pPr>
-        <w:pageBreakBefore/>
         <w:keepNext/>
         <w:spacing w:after="60"/>
         <w:jc w:val="center"/>
